--- a/docs/specifications/Business Requirement Document (BRD).docx
+++ b/docs/specifications/Business Requirement Document (BRD).docx
@@ -128,6 +128,7 @@
           </w:tcPr>
           <w:p>
             <w:pPr>
+              <w:spacing w:line="240" w:lineRule="auto"/>
               <w:rPr>
                 <w:lang w:val="en-US"/>
               </w:rPr>
@@ -147,6 +148,7 @@
           </w:tcPr>
           <w:p>
             <w:pPr>
+              <w:spacing w:line="240" w:lineRule="auto"/>
               <w:rPr>
                 <w:lang w:val="en-US"/>
               </w:rPr>
@@ -166,6 +168,7 @@
           </w:tcPr>
           <w:p>
             <w:pPr>
+              <w:spacing w:line="240" w:lineRule="auto"/>
               <w:rPr>
                 <w:lang w:val="en-US"/>
               </w:rPr>
@@ -185,6 +188,7 @@
           </w:tcPr>
           <w:p>
             <w:pPr>
+              <w:spacing w:line="240" w:lineRule="auto"/>
               <w:rPr>
                 <w:lang w:val="en-US"/>
               </w:rPr>
@@ -209,6 +213,7 @@
           </w:tcPr>
           <w:p>
             <w:pPr>
+              <w:spacing w:line="240" w:lineRule="auto"/>
               <w:rPr>
                 <w:lang w:val="en-US"/>
               </w:rPr>
@@ -228,6 +233,7 @@
           </w:tcPr>
           <w:p>
             <w:pPr>
+              <w:spacing w:line="240" w:lineRule="auto"/>
               <w:rPr>
                 <w:lang w:val="en-US"/>
               </w:rPr>
@@ -247,6 +253,7 @@
           </w:tcPr>
           <w:p>
             <w:pPr>
+              <w:spacing w:line="240" w:lineRule="auto"/>
               <w:rPr>
                 <w:lang w:val="en-US"/>
               </w:rPr>
@@ -266,6 +273,7 @@
           </w:tcPr>
           <w:p>
             <w:pPr>
+              <w:spacing w:line="240" w:lineRule="auto"/>
               <w:rPr>
                 <w:lang w:val="en-US"/>
               </w:rPr>
@@ -300,10 +308,15 @@
     <w:sdt>
       <w:sdtPr>
         <w:rPr>
-          <w:rFonts w:ascii="Times New Roman" w:hAnsi="Times New Roman" w:cs="Times New Roman"/>
+          <w:rFonts w:ascii="Times New Roman" w:eastAsiaTheme="minorHAnsi" w:hAnsi="Times New Roman" w:cs="Times New Roman"/>
           <w:b/>
           <w:bCs/>
           <w:color w:val="000000" w:themeColor="text1"/>
+          <w:kern w:val="2"/>
+          <w:sz w:val="24"/>
+          <w:szCs w:val="24"/>
+          <w:lang w:val="en-FR"/>
+          <w14:ligatures w14:val="standardContextual"/>
         </w:rPr>
         <w:id w:val="557524263"/>
         <w:docPartObj>
@@ -313,14 +326,8 @@
       </w:sdtPr>
       <w:sdtEndPr>
         <w:rPr>
-          <w:rFonts w:eastAsiaTheme="minorHAnsi"/>
           <w:noProof/>
           <w:color w:val="auto"/>
-          <w:kern w:val="2"/>
-          <w:sz w:val="24"/>
-          <w:szCs w:val="24"/>
-          <w:lang w:val="en-FR"/>
-          <w14:ligatures w14:val="standardContextual"/>
         </w:rPr>
       </w:sdtEndPr>
       <w:sdtContent>
@@ -351,7 +358,7 @@
               <w:tab w:val="right" w:leader="dot" w:pos="9016"/>
             </w:tabs>
             <w:rPr>
-              <w:rFonts w:eastAsiaTheme="minorEastAsia" w:cstheme="minorBidi"/>
+              <w:rFonts w:ascii="Times New Roman" w:eastAsiaTheme="minorEastAsia" w:hAnsi="Times New Roman" w:cs="Times New Roman"/>
               <w:i w:val="0"/>
               <w:iCs w:val="0"/>
               <w:noProof/>
@@ -388,32 +395,16 @@
             <w:r>
               <w:rPr>
                 <w:rStyle w:val="Hyperlink"/>
+                <w:rFonts w:ascii="Times New Roman" w:hAnsi="Times New Roman" w:cs="Times New Roman"/>
                 <w:i w:val="0"/>
                 <w:iCs w:val="0"/>
                 <w:noProof/>
               </w:rPr>
-              <w:t xml:space="preserve">1. Business </w:t>
+              <w:t>1. Business Requirements</w:t>
             </w:r>
             <w:r>
               <w:rPr>
-                <w:rStyle w:val="Hyperlink"/>
-                <w:i w:val="0"/>
-                <w:iCs w:val="0"/>
-                <w:noProof/>
-              </w:rPr>
-              <w:t>R</w:t>
-            </w:r>
-            <w:r>
-              <w:rPr>
-                <w:rStyle w:val="Hyperlink"/>
-                <w:i w:val="0"/>
-                <w:iCs w:val="0"/>
-                <w:noProof/>
-              </w:rPr>
-              <w:t>equirements</w:t>
-            </w:r>
-            <w:r>
-              <w:rPr>
+                <w:rFonts w:ascii="Times New Roman" w:hAnsi="Times New Roman" w:cs="Times New Roman"/>
                 <w:i w:val="0"/>
                 <w:iCs w:val="0"/>
                 <w:noProof/>
@@ -423,6 +414,7 @@
             </w:r>
             <w:r>
               <w:rPr>
+                <w:rFonts w:ascii="Times New Roman" w:hAnsi="Times New Roman" w:cs="Times New Roman"/>
                 <w:i w:val="0"/>
                 <w:iCs w:val="0"/>
                 <w:noProof/>
@@ -432,6 +424,7 @@
             </w:r>
             <w:r>
               <w:rPr>
+                <w:rFonts w:ascii="Times New Roman" w:hAnsi="Times New Roman" w:cs="Times New Roman"/>
                 <w:i w:val="0"/>
                 <w:iCs w:val="0"/>
                 <w:noProof/>
@@ -441,6 +434,7 @@
             </w:r>
             <w:r>
               <w:rPr>
+                <w:rFonts w:ascii="Times New Roman" w:hAnsi="Times New Roman" w:cs="Times New Roman"/>
                 <w:i w:val="0"/>
                 <w:iCs w:val="0"/>
                 <w:noProof/>
@@ -449,6 +443,7 @@
             </w:r>
             <w:r>
               <w:rPr>
+                <w:rFonts w:ascii="Times New Roman" w:hAnsi="Times New Roman" w:cs="Times New Roman"/>
                 <w:i w:val="0"/>
                 <w:iCs w:val="0"/>
                 <w:noProof/>
@@ -458,6 +453,7 @@
             </w:r>
             <w:r>
               <w:rPr>
+                <w:rFonts w:ascii="Times New Roman" w:hAnsi="Times New Roman" w:cs="Times New Roman"/>
                 <w:i w:val="0"/>
                 <w:iCs w:val="0"/>
                 <w:noProof/>
@@ -467,6 +463,7 @@
             </w:r>
             <w:r>
               <w:rPr>
+                <w:rFonts w:ascii="Times New Roman" w:hAnsi="Times New Roman" w:cs="Times New Roman"/>
                 <w:i w:val="0"/>
                 <w:iCs w:val="0"/>
                 <w:noProof/>
@@ -483,7 +480,7 @@
               <w:tab w:val="right" w:leader="dot" w:pos="9016"/>
             </w:tabs>
             <w:rPr>
-              <w:rFonts w:eastAsiaTheme="minorEastAsia" w:cstheme="minorBidi"/>
+              <w:rFonts w:ascii="Times New Roman" w:eastAsiaTheme="minorEastAsia" w:hAnsi="Times New Roman" w:cs="Times New Roman"/>
               <w:noProof/>
               <w:sz w:val="24"/>
               <w:szCs w:val="24"/>
@@ -493,13 +490,14 @@
             <w:r>
               <w:rPr>
                 <w:rStyle w:val="Hyperlink"/>
-                <w:rFonts w:cs="Times New Roman"/>
+                <w:rFonts w:ascii="Times New Roman" w:hAnsi="Times New Roman" w:cs="Times New Roman"/>
                 <w:noProof/>
               </w:rPr>
               <w:t>1.1. Executive Summary</w:t>
             </w:r>
             <w:r>
               <w:rPr>
+                <w:rFonts w:ascii="Times New Roman" w:hAnsi="Times New Roman" w:cs="Times New Roman"/>
                 <w:noProof/>
                 <w:webHidden/>
               </w:rPr>
@@ -507,6 +505,7 @@
             </w:r>
             <w:r>
               <w:rPr>
+                <w:rFonts w:ascii="Times New Roman" w:hAnsi="Times New Roman" w:cs="Times New Roman"/>
                 <w:noProof/>
                 <w:webHidden/>
               </w:rPr>
@@ -514,6 +513,7 @@
             </w:r>
             <w:r>
               <w:rPr>
+                <w:rFonts w:ascii="Times New Roman" w:hAnsi="Times New Roman" w:cs="Times New Roman"/>
                 <w:noProof/>
                 <w:webHidden/>
               </w:rPr>
@@ -521,12 +521,14 @@
             </w:r>
             <w:r>
               <w:rPr>
+                <w:rFonts w:ascii="Times New Roman" w:hAnsi="Times New Roman" w:cs="Times New Roman"/>
                 <w:noProof/>
                 <w:webHidden/>
               </w:rPr>
             </w:r>
             <w:r>
               <w:rPr>
+                <w:rFonts w:ascii="Times New Roman" w:hAnsi="Times New Roman" w:cs="Times New Roman"/>
                 <w:noProof/>
                 <w:webHidden/>
               </w:rPr>
@@ -534,6 +536,7 @@
             </w:r>
             <w:r>
               <w:rPr>
+                <w:rFonts w:ascii="Times New Roman" w:hAnsi="Times New Roman" w:cs="Times New Roman"/>
                 <w:noProof/>
                 <w:webHidden/>
               </w:rPr>
@@ -541,6 +544,7 @@
             </w:r>
             <w:r>
               <w:rPr>
+                <w:rFonts w:ascii="Times New Roman" w:hAnsi="Times New Roman" w:cs="Times New Roman"/>
                 <w:noProof/>
                 <w:webHidden/>
               </w:rPr>
@@ -555,7 +559,7 @@
               <w:tab w:val="right" w:leader="dot" w:pos="9016"/>
             </w:tabs>
             <w:rPr>
-              <w:rFonts w:eastAsiaTheme="minorEastAsia" w:cstheme="minorBidi"/>
+              <w:rFonts w:ascii="Times New Roman" w:eastAsiaTheme="minorEastAsia" w:hAnsi="Times New Roman" w:cs="Times New Roman"/>
               <w:noProof/>
               <w:sz w:val="24"/>
               <w:szCs w:val="24"/>
@@ -565,13 +569,14 @@
             <w:r>
               <w:rPr>
                 <w:rStyle w:val="Hyperlink"/>
-                <w:rFonts w:cs="Times New Roman"/>
+                <w:rFonts w:ascii="Times New Roman" w:hAnsi="Times New Roman" w:cs="Times New Roman"/>
                 <w:noProof/>
               </w:rPr>
               <w:t>1.2. Business Objectives</w:t>
             </w:r>
             <w:r>
               <w:rPr>
+                <w:rFonts w:ascii="Times New Roman" w:hAnsi="Times New Roman" w:cs="Times New Roman"/>
                 <w:noProof/>
                 <w:webHidden/>
               </w:rPr>
@@ -579,6 +584,7 @@
             </w:r>
             <w:r>
               <w:rPr>
+                <w:rFonts w:ascii="Times New Roman" w:hAnsi="Times New Roman" w:cs="Times New Roman"/>
                 <w:noProof/>
                 <w:webHidden/>
               </w:rPr>
@@ -586,6 +592,7 @@
             </w:r>
             <w:r>
               <w:rPr>
+                <w:rFonts w:ascii="Times New Roman" w:hAnsi="Times New Roman" w:cs="Times New Roman"/>
                 <w:noProof/>
                 <w:webHidden/>
               </w:rPr>
@@ -593,12 +600,14 @@
             </w:r>
             <w:r>
               <w:rPr>
+                <w:rFonts w:ascii="Times New Roman" w:hAnsi="Times New Roman" w:cs="Times New Roman"/>
                 <w:noProof/>
                 <w:webHidden/>
               </w:rPr>
             </w:r>
             <w:r>
               <w:rPr>
+                <w:rFonts w:ascii="Times New Roman" w:hAnsi="Times New Roman" w:cs="Times New Roman"/>
                 <w:noProof/>
                 <w:webHidden/>
               </w:rPr>
@@ -606,6 +615,7 @@
             </w:r>
             <w:r>
               <w:rPr>
+                <w:rFonts w:ascii="Times New Roman" w:hAnsi="Times New Roman" w:cs="Times New Roman"/>
                 <w:noProof/>
                 <w:webHidden/>
               </w:rPr>
@@ -613,6 +623,7 @@
             </w:r>
             <w:r>
               <w:rPr>
+                <w:rFonts w:ascii="Times New Roman" w:hAnsi="Times New Roman" w:cs="Times New Roman"/>
                 <w:noProof/>
                 <w:webHidden/>
               </w:rPr>
@@ -627,7 +638,7 @@
               <w:tab w:val="right" w:leader="dot" w:pos="9016"/>
             </w:tabs>
             <w:rPr>
-              <w:rFonts w:eastAsiaTheme="minorEastAsia" w:cstheme="minorBidi"/>
+              <w:rFonts w:ascii="Times New Roman" w:eastAsiaTheme="minorEastAsia" w:hAnsi="Times New Roman" w:cs="Times New Roman"/>
               <w:noProof/>
               <w:sz w:val="24"/>
               <w:szCs w:val="24"/>
@@ -637,13 +648,14 @@
             <w:r>
               <w:rPr>
                 <w:rStyle w:val="Hyperlink"/>
-                <w:rFonts w:cs="Times New Roman"/>
+                <w:rFonts w:ascii="Times New Roman" w:hAnsi="Times New Roman" w:cs="Times New Roman"/>
                 <w:noProof/>
               </w:rPr>
               <w:t>1.3. Needs Statement</w:t>
             </w:r>
             <w:r>
               <w:rPr>
+                <w:rFonts w:ascii="Times New Roman" w:hAnsi="Times New Roman" w:cs="Times New Roman"/>
                 <w:noProof/>
                 <w:webHidden/>
               </w:rPr>
@@ -651,6 +663,7 @@
             </w:r>
             <w:r>
               <w:rPr>
+                <w:rFonts w:ascii="Times New Roman" w:hAnsi="Times New Roman" w:cs="Times New Roman"/>
                 <w:noProof/>
                 <w:webHidden/>
               </w:rPr>
@@ -658,6 +671,7 @@
             </w:r>
             <w:r>
               <w:rPr>
+                <w:rFonts w:ascii="Times New Roman" w:hAnsi="Times New Roman" w:cs="Times New Roman"/>
                 <w:noProof/>
                 <w:webHidden/>
               </w:rPr>
@@ -665,12 +679,14 @@
             </w:r>
             <w:r>
               <w:rPr>
+                <w:rFonts w:ascii="Times New Roman" w:hAnsi="Times New Roman" w:cs="Times New Roman"/>
                 <w:noProof/>
                 <w:webHidden/>
               </w:rPr>
             </w:r>
             <w:r>
               <w:rPr>
+                <w:rFonts w:ascii="Times New Roman" w:hAnsi="Times New Roman" w:cs="Times New Roman"/>
                 <w:noProof/>
                 <w:webHidden/>
               </w:rPr>
@@ -678,6 +694,7 @@
             </w:r>
             <w:r>
               <w:rPr>
+                <w:rFonts w:ascii="Times New Roman" w:hAnsi="Times New Roman" w:cs="Times New Roman"/>
                 <w:noProof/>
                 <w:webHidden/>
               </w:rPr>
@@ -685,6 +702,7 @@
             </w:r>
             <w:r>
               <w:rPr>
+                <w:rFonts w:ascii="Times New Roman" w:hAnsi="Times New Roman" w:cs="Times New Roman"/>
                 <w:noProof/>
                 <w:webHidden/>
               </w:rPr>
@@ -699,7 +717,7 @@
               <w:tab w:val="right" w:leader="dot" w:pos="9016"/>
             </w:tabs>
             <w:rPr>
-              <w:rFonts w:eastAsiaTheme="minorEastAsia" w:cstheme="minorBidi"/>
+              <w:rFonts w:ascii="Times New Roman" w:eastAsiaTheme="minorEastAsia" w:hAnsi="Times New Roman" w:cs="Times New Roman"/>
               <w:noProof/>
               <w:sz w:val="24"/>
               <w:szCs w:val="24"/>
@@ -709,13 +727,14 @@
             <w:r>
               <w:rPr>
                 <w:rStyle w:val="Hyperlink"/>
-                <w:rFonts w:cs="Times New Roman"/>
+                <w:rFonts w:ascii="Times New Roman" w:hAnsi="Times New Roman" w:cs="Times New Roman"/>
                 <w:noProof/>
               </w:rPr>
               <w:t>1.4. Success Criteria</w:t>
             </w:r>
             <w:r>
               <w:rPr>
+                <w:rFonts w:ascii="Times New Roman" w:hAnsi="Times New Roman" w:cs="Times New Roman"/>
                 <w:noProof/>
                 <w:webHidden/>
               </w:rPr>
@@ -723,6 +742,7 @@
             </w:r>
             <w:r>
               <w:rPr>
+                <w:rFonts w:ascii="Times New Roman" w:hAnsi="Times New Roman" w:cs="Times New Roman"/>
                 <w:noProof/>
                 <w:webHidden/>
               </w:rPr>
@@ -730,6 +750,7 @@
             </w:r>
             <w:r>
               <w:rPr>
+                <w:rFonts w:ascii="Times New Roman" w:hAnsi="Times New Roman" w:cs="Times New Roman"/>
                 <w:noProof/>
                 <w:webHidden/>
               </w:rPr>
@@ -737,12 +758,14 @@
             </w:r>
             <w:r>
               <w:rPr>
+                <w:rFonts w:ascii="Times New Roman" w:hAnsi="Times New Roman" w:cs="Times New Roman"/>
                 <w:noProof/>
                 <w:webHidden/>
               </w:rPr>
             </w:r>
             <w:r>
               <w:rPr>
+                <w:rFonts w:ascii="Times New Roman" w:hAnsi="Times New Roman" w:cs="Times New Roman"/>
                 <w:noProof/>
                 <w:webHidden/>
               </w:rPr>
@@ -750,6 +773,7 @@
             </w:r>
             <w:r>
               <w:rPr>
+                <w:rFonts w:ascii="Times New Roman" w:hAnsi="Times New Roman" w:cs="Times New Roman"/>
                 <w:noProof/>
                 <w:webHidden/>
               </w:rPr>
@@ -757,6 +781,7 @@
             </w:r>
             <w:r>
               <w:rPr>
+                <w:rFonts w:ascii="Times New Roman" w:hAnsi="Times New Roman" w:cs="Times New Roman"/>
                 <w:noProof/>
                 <w:webHidden/>
               </w:rPr>
@@ -771,7 +796,7 @@
               <w:tab w:val="right" w:leader="dot" w:pos="9016"/>
             </w:tabs>
             <w:rPr>
-              <w:rFonts w:eastAsiaTheme="minorEastAsia" w:cstheme="minorBidi"/>
+              <w:rFonts w:ascii="Times New Roman" w:eastAsiaTheme="minorEastAsia" w:hAnsi="Times New Roman" w:cs="Times New Roman"/>
               <w:i w:val="0"/>
               <w:iCs w:val="0"/>
               <w:noProof/>
@@ -781,6 +806,7 @@
             <w:r>
               <w:rPr>
                 <w:rStyle w:val="Hyperlink"/>
+                <w:rFonts w:ascii="Times New Roman" w:hAnsi="Times New Roman" w:cs="Times New Roman"/>
                 <w:i w:val="0"/>
                 <w:iCs w:val="0"/>
                 <w:noProof/>
@@ -789,6 +815,7 @@
             </w:r>
             <w:r>
               <w:rPr>
+                <w:rFonts w:ascii="Times New Roman" w:hAnsi="Times New Roman" w:cs="Times New Roman"/>
                 <w:i w:val="0"/>
                 <w:iCs w:val="0"/>
                 <w:noProof/>
@@ -798,6 +825,7 @@
             </w:r>
             <w:r>
               <w:rPr>
+                <w:rFonts w:ascii="Times New Roman" w:hAnsi="Times New Roman" w:cs="Times New Roman"/>
                 <w:i w:val="0"/>
                 <w:iCs w:val="0"/>
                 <w:noProof/>
@@ -807,6 +835,7 @@
             </w:r>
             <w:r>
               <w:rPr>
+                <w:rFonts w:ascii="Times New Roman" w:hAnsi="Times New Roman" w:cs="Times New Roman"/>
                 <w:i w:val="0"/>
                 <w:iCs w:val="0"/>
                 <w:noProof/>
@@ -816,6 +845,7 @@
             </w:r>
             <w:r>
               <w:rPr>
+                <w:rFonts w:ascii="Times New Roman" w:hAnsi="Times New Roman" w:cs="Times New Roman"/>
                 <w:i w:val="0"/>
                 <w:iCs w:val="0"/>
                 <w:noProof/>
@@ -824,6 +854,7 @@
             </w:r>
             <w:r>
               <w:rPr>
+                <w:rFonts w:ascii="Times New Roman" w:hAnsi="Times New Roman" w:cs="Times New Roman"/>
                 <w:i w:val="0"/>
                 <w:iCs w:val="0"/>
                 <w:noProof/>
@@ -833,6 +864,7 @@
             </w:r>
             <w:r>
               <w:rPr>
+                <w:rFonts w:ascii="Times New Roman" w:hAnsi="Times New Roman" w:cs="Times New Roman"/>
                 <w:i w:val="0"/>
                 <w:iCs w:val="0"/>
                 <w:noProof/>
@@ -842,6 +874,7 @@
             </w:r>
             <w:r>
               <w:rPr>
+                <w:rFonts w:ascii="Times New Roman" w:hAnsi="Times New Roman" w:cs="Times New Roman"/>
                 <w:i w:val="0"/>
                 <w:iCs w:val="0"/>
                 <w:noProof/>
@@ -858,7 +891,7 @@
               <w:tab w:val="right" w:leader="dot" w:pos="9016"/>
             </w:tabs>
             <w:rPr>
-              <w:rFonts w:eastAsiaTheme="minorEastAsia" w:cstheme="minorBidi"/>
+              <w:rFonts w:ascii="Times New Roman" w:eastAsiaTheme="minorEastAsia" w:hAnsi="Times New Roman" w:cs="Times New Roman"/>
               <w:noProof/>
               <w:sz w:val="24"/>
               <w:szCs w:val="24"/>
@@ -868,13 +901,14 @@
             <w:r>
               <w:rPr>
                 <w:rStyle w:val="Hyperlink"/>
-                <w:rFonts w:cs="Times New Roman"/>
+                <w:rFonts w:ascii="Times New Roman" w:hAnsi="Times New Roman" w:cs="Times New Roman"/>
                 <w:noProof/>
               </w:rPr>
               <w:t>2.1. In-Scope</w:t>
             </w:r>
             <w:r>
               <w:rPr>
+                <w:rFonts w:ascii="Times New Roman" w:hAnsi="Times New Roman" w:cs="Times New Roman"/>
                 <w:noProof/>
                 <w:webHidden/>
               </w:rPr>
@@ -882,6 +916,7 @@
             </w:r>
             <w:r>
               <w:rPr>
+                <w:rFonts w:ascii="Times New Roman" w:hAnsi="Times New Roman" w:cs="Times New Roman"/>
                 <w:noProof/>
                 <w:webHidden/>
               </w:rPr>
@@ -889,6 +924,7 @@
             </w:r>
             <w:r>
               <w:rPr>
+                <w:rFonts w:ascii="Times New Roman" w:hAnsi="Times New Roman" w:cs="Times New Roman"/>
                 <w:noProof/>
                 <w:webHidden/>
               </w:rPr>
@@ -896,12 +932,14 @@
             </w:r>
             <w:r>
               <w:rPr>
+                <w:rFonts w:ascii="Times New Roman" w:hAnsi="Times New Roman" w:cs="Times New Roman"/>
                 <w:noProof/>
                 <w:webHidden/>
               </w:rPr>
             </w:r>
             <w:r>
               <w:rPr>
+                <w:rFonts w:ascii="Times New Roman" w:hAnsi="Times New Roman" w:cs="Times New Roman"/>
                 <w:noProof/>
                 <w:webHidden/>
               </w:rPr>
@@ -909,6 +947,7 @@
             </w:r>
             <w:r>
               <w:rPr>
+                <w:rFonts w:ascii="Times New Roman" w:hAnsi="Times New Roman" w:cs="Times New Roman"/>
                 <w:noProof/>
                 <w:webHidden/>
               </w:rPr>
@@ -916,6 +955,7 @@
             </w:r>
             <w:r>
               <w:rPr>
+                <w:rFonts w:ascii="Times New Roman" w:hAnsi="Times New Roman" w:cs="Times New Roman"/>
                 <w:noProof/>
                 <w:webHidden/>
               </w:rPr>
@@ -930,7 +970,7 @@
               <w:tab w:val="right" w:leader="dot" w:pos="9016"/>
             </w:tabs>
             <w:rPr>
-              <w:rFonts w:eastAsiaTheme="minorEastAsia" w:cstheme="minorBidi"/>
+              <w:rFonts w:ascii="Times New Roman" w:eastAsiaTheme="minorEastAsia" w:hAnsi="Times New Roman" w:cs="Times New Roman"/>
               <w:noProof/>
               <w:sz w:val="24"/>
               <w:szCs w:val="24"/>
@@ -940,13 +980,14 @@
             <w:r>
               <w:rPr>
                 <w:rStyle w:val="Hyperlink"/>
-                <w:rFonts w:cs="Times New Roman"/>
+                <w:rFonts w:ascii="Times New Roman" w:hAnsi="Times New Roman" w:cs="Times New Roman"/>
                 <w:noProof/>
               </w:rPr>
               <w:t>2.2. Out-of-Scope</w:t>
             </w:r>
             <w:r>
               <w:rPr>
+                <w:rFonts w:ascii="Times New Roman" w:hAnsi="Times New Roman" w:cs="Times New Roman"/>
                 <w:noProof/>
                 <w:webHidden/>
               </w:rPr>
@@ -954,6 +995,7 @@
             </w:r>
             <w:r>
               <w:rPr>
+                <w:rFonts w:ascii="Times New Roman" w:hAnsi="Times New Roman" w:cs="Times New Roman"/>
                 <w:noProof/>
                 <w:webHidden/>
               </w:rPr>
@@ -961,6 +1003,7 @@
             </w:r>
             <w:r>
               <w:rPr>
+                <w:rFonts w:ascii="Times New Roman" w:hAnsi="Times New Roman" w:cs="Times New Roman"/>
                 <w:noProof/>
                 <w:webHidden/>
               </w:rPr>
@@ -968,12 +1011,14 @@
             </w:r>
             <w:r>
               <w:rPr>
+                <w:rFonts w:ascii="Times New Roman" w:hAnsi="Times New Roman" w:cs="Times New Roman"/>
                 <w:noProof/>
                 <w:webHidden/>
               </w:rPr>
             </w:r>
             <w:r>
               <w:rPr>
+                <w:rFonts w:ascii="Times New Roman" w:hAnsi="Times New Roman" w:cs="Times New Roman"/>
                 <w:noProof/>
                 <w:webHidden/>
               </w:rPr>
@@ -981,6 +1026,7 @@
             </w:r>
             <w:r>
               <w:rPr>
+                <w:rFonts w:ascii="Times New Roman" w:hAnsi="Times New Roman" w:cs="Times New Roman"/>
                 <w:noProof/>
                 <w:webHidden/>
               </w:rPr>
@@ -988,6 +1034,7 @@
             </w:r>
             <w:r>
               <w:rPr>
+                <w:rFonts w:ascii="Times New Roman" w:hAnsi="Times New Roman" w:cs="Times New Roman"/>
                 <w:noProof/>
                 <w:webHidden/>
               </w:rPr>
@@ -1002,7 +1049,7 @@
               <w:tab w:val="right" w:leader="dot" w:pos="9016"/>
             </w:tabs>
             <w:rPr>
-              <w:rFonts w:eastAsiaTheme="minorEastAsia" w:cstheme="minorBidi"/>
+              <w:rFonts w:ascii="Times New Roman" w:eastAsiaTheme="minorEastAsia" w:hAnsi="Times New Roman" w:cs="Times New Roman"/>
               <w:i w:val="0"/>
               <w:iCs w:val="0"/>
               <w:noProof/>
@@ -1012,6 +1059,7 @@
             <w:r>
               <w:rPr>
                 <w:rStyle w:val="Hyperlink"/>
+                <w:rFonts w:ascii="Times New Roman" w:hAnsi="Times New Roman" w:cs="Times New Roman"/>
                 <w:i w:val="0"/>
                 <w:iCs w:val="0"/>
                 <w:noProof/>
@@ -1020,6 +1068,7 @@
             </w:r>
             <w:r>
               <w:rPr>
+                <w:rFonts w:ascii="Times New Roman" w:hAnsi="Times New Roman" w:cs="Times New Roman"/>
                 <w:i w:val="0"/>
                 <w:iCs w:val="0"/>
                 <w:noProof/>
@@ -1029,6 +1078,7 @@
             </w:r>
             <w:r>
               <w:rPr>
+                <w:rFonts w:ascii="Times New Roman" w:hAnsi="Times New Roman" w:cs="Times New Roman"/>
                 <w:i w:val="0"/>
                 <w:iCs w:val="0"/>
                 <w:noProof/>
@@ -1038,6 +1088,7 @@
             </w:r>
             <w:r>
               <w:rPr>
+                <w:rFonts w:ascii="Times New Roman" w:hAnsi="Times New Roman" w:cs="Times New Roman"/>
                 <w:i w:val="0"/>
                 <w:iCs w:val="0"/>
                 <w:noProof/>
@@ -1047,6 +1098,7 @@
             </w:r>
             <w:r>
               <w:rPr>
+                <w:rFonts w:ascii="Times New Roman" w:hAnsi="Times New Roman" w:cs="Times New Roman"/>
                 <w:i w:val="0"/>
                 <w:iCs w:val="0"/>
                 <w:noProof/>
@@ -1055,6 +1107,7 @@
             </w:r>
             <w:r>
               <w:rPr>
+                <w:rFonts w:ascii="Times New Roman" w:hAnsi="Times New Roman" w:cs="Times New Roman"/>
                 <w:i w:val="0"/>
                 <w:iCs w:val="0"/>
                 <w:noProof/>
@@ -1064,6 +1117,7 @@
             </w:r>
             <w:r>
               <w:rPr>
+                <w:rFonts w:ascii="Times New Roman" w:hAnsi="Times New Roman" w:cs="Times New Roman"/>
                 <w:i w:val="0"/>
                 <w:iCs w:val="0"/>
                 <w:noProof/>
@@ -1073,6 +1127,7 @@
             </w:r>
             <w:r>
               <w:rPr>
+                <w:rFonts w:ascii="Times New Roman" w:hAnsi="Times New Roman" w:cs="Times New Roman"/>
                 <w:i w:val="0"/>
                 <w:iCs w:val="0"/>
                 <w:noProof/>
@@ -1089,7 +1144,7 @@
               <w:tab w:val="right" w:leader="dot" w:pos="9016"/>
             </w:tabs>
             <w:rPr>
-              <w:rFonts w:eastAsiaTheme="minorEastAsia" w:cstheme="minorBidi"/>
+              <w:rFonts w:ascii="Times New Roman" w:eastAsiaTheme="minorEastAsia" w:hAnsi="Times New Roman" w:cs="Times New Roman"/>
               <w:noProof/>
               <w:sz w:val="24"/>
               <w:szCs w:val="24"/>
@@ -1099,13 +1154,14 @@
             <w:r>
               <w:rPr>
                 <w:rStyle w:val="Hyperlink"/>
-                <w:rFonts w:cs="Times New Roman"/>
+                <w:rFonts w:ascii="Times New Roman" w:hAnsi="Times New Roman" w:cs="Times New Roman"/>
                 <w:noProof/>
               </w:rPr>
               <w:t>3.1. Primary Stakeholders</w:t>
             </w:r>
             <w:r>
               <w:rPr>
+                <w:rFonts w:ascii="Times New Roman" w:hAnsi="Times New Roman" w:cs="Times New Roman"/>
                 <w:noProof/>
                 <w:webHidden/>
               </w:rPr>
@@ -1113,6 +1169,7 @@
             </w:r>
             <w:r>
               <w:rPr>
+                <w:rFonts w:ascii="Times New Roman" w:hAnsi="Times New Roman" w:cs="Times New Roman"/>
                 <w:noProof/>
                 <w:webHidden/>
               </w:rPr>
@@ -1120,6 +1177,7 @@
             </w:r>
             <w:r>
               <w:rPr>
+                <w:rFonts w:ascii="Times New Roman" w:hAnsi="Times New Roman" w:cs="Times New Roman"/>
                 <w:noProof/>
                 <w:webHidden/>
               </w:rPr>
@@ -1127,12 +1185,14 @@
             </w:r>
             <w:r>
               <w:rPr>
+                <w:rFonts w:ascii="Times New Roman" w:hAnsi="Times New Roman" w:cs="Times New Roman"/>
                 <w:noProof/>
                 <w:webHidden/>
               </w:rPr>
             </w:r>
             <w:r>
               <w:rPr>
+                <w:rFonts w:ascii="Times New Roman" w:hAnsi="Times New Roman" w:cs="Times New Roman"/>
                 <w:noProof/>
                 <w:webHidden/>
               </w:rPr>
@@ -1140,6 +1200,7 @@
             </w:r>
             <w:r>
               <w:rPr>
+                <w:rFonts w:ascii="Times New Roman" w:hAnsi="Times New Roman" w:cs="Times New Roman"/>
                 <w:noProof/>
                 <w:webHidden/>
               </w:rPr>
@@ -1147,6 +1208,7 @@
             </w:r>
             <w:r>
               <w:rPr>
+                <w:rFonts w:ascii="Times New Roman" w:hAnsi="Times New Roman" w:cs="Times New Roman"/>
                 <w:noProof/>
                 <w:webHidden/>
               </w:rPr>
@@ -1161,7 +1223,7 @@
               <w:tab w:val="right" w:leader="dot" w:pos="9016"/>
             </w:tabs>
             <w:rPr>
-              <w:rFonts w:eastAsiaTheme="minorEastAsia" w:cstheme="minorBidi"/>
+              <w:rFonts w:ascii="Times New Roman" w:eastAsiaTheme="minorEastAsia" w:hAnsi="Times New Roman" w:cs="Times New Roman"/>
               <w:noProof/>
               <w:sz w:val="24"/>
               <w:szCs w:val="24"/>
@@ -1171,13 +1233,14 @@
             <w:r>
               <w:rPr>
                 <w:rStyle w:val="Hyperlink"/>
-                <w:rFonts w:cs="Times New Roman"/>
+                <w:rFonts w:ascii="Times New Roman" w:hAnsi="Times New Roman" w:cs="Times New Roman"/>
                 <w:noProof/>
               </w:rPr>
               <w:t>3.2. Secondary Stakeholders</w:t>
             </w:r>
             <w:r>
               <w:rPr>
+                <w:rFonts w:ascii="Times New Roman" w:hAnsi="Times New Roman" w:cs="Times New Roman"/>
                 <w:noProof/>
                 <w:webHidden/>
               </w:rPr>
@@ -1185,6 +1248,7 @@
             </w:r>
             <w:r>
               <w:rPr>
+                <w:rFonts w:ascii="Times New Roman" w:hAnsi="Times New Roman" w:cs="Times New Roman"/>
                 <w:noProof/>
                 <w:webHidden/>
               </w:rPr>
@@ -1192,6 +1256,7 @@
             </w:r>
             <w:r>
               <w:rPr>
+                <w:rFonts w:ascii="Times New Roman" w:hAnsi="Times New Roman" w:cs="Times New Roman"/>
                 <w:noProof/>
                 <w:webHidden/>
               </w:rPr>
@@ -1199,12 +1264,14 @@
             </w:r>
             <w:r>
               <w:rPr>
+                <w:rFonts w:ascii="Times New Roman" w:hAnsi="Times New Roman" w:cs="Times New Roman"/>
                 <w:noProof/>
                 <w:webHidden/>
               </w:rPr>
             </w:r>
             <w:r>
               <w:rPr>
+                <w:rFonts w:ascii="Times New Roman" w:hAnsi="Times New Roman" w:cs="Times New Roman"/>
                 <w:noProof/>
                 <w:webHidden/>
               </w:rPr>
@@ -1212,6 +1279,7 @@
             </w:r>
             <w:r>
               <w:rPr>
+                <w:rFonts w:ascii="Times New Roman" w:hAnsi="Times New Roman" w:cs="Times New Roman"/>
                 <w:noProof/>
                 <w:webHidden/>
               </w:rPr>
@@ -1219,6 +1287,7 @@
             </w:r>
             <w:r>
               <w:rPr>
+                <w:rFonts w:ascii="Times New Roman" w:hAnsi="Times New Roman" w:cs="Times New Roman"/>
                 <w:noProof/>
                 <w:webHidden/>
               </w:rPr>
@@ -1233,7 +1302,7 @@
               <w:tab w:val="right" w:leader="dot" w:pos="9016"/>
             </w:tabs>
             <w:rPr>
-              <w:rFonts w:eastAsiaTheme="minorEastAsia" w:cstheme="minorBidi"/>
+              <w:rFonts w:ascii="Times New Roman" w:eastAsiaTheme="minorEastAsia" w:hAnsi="Times New Roman" w:cs="Times New Roman"/>
               <w:noProof/>
               <w:sz w:val="24"/>
               <w:szCs w:val="24"/>
@@ -1243,13 +1312,14 @@
             <w:r>
               <w:rPr>
                 <w:rStyle w:val="Hyperlink"/>
-                <w:rFonts w:cs="Times New Roman"/>
+                <w:rFonts w:ascii="Times New Roman" w:hAnsi="Times New Roman" w:cs="Times New Roman"/>
                 <w:noProof/>
               </w:rPr>
               <w:t>3.3. Stakeholder Requirements (SR)</w:t>
             </w:r>
             <w:r>
               <w:rPr>
+                <w:rFonts w:ascii="Times New Roman" w:hAnsi="Times New Roman" w:cs="Times New Roman"/>
                 <w:noProof/>
                 <w:webHidden/>
               </w:rPr>
@@ -1257,6 +1327,7 @@
             </w:r>
             <w:r>
               <w:rPr>
+                <w:rFonts w:ascii="Times New Roman" w:hAnsi="Times New Roman" w:cs="Times New Roman"/>
                 <w:noProof/>
                 <w:webHidden/>
               </w:rPr>
@@ -1264,6 +1335,7 @@
             </w:r>
             <w:r>
               <w:rPr>
+                <w:rFonts w:ascii="Times New Roman" w:hAnsi="Times New Roman" w:cs="Times New Roman"/>
                 <w:noProof/>
                 <w:webHidden/>
               </w:rPr>
@@ -1271,12 +1343,14 @@
             </w:r>
             <w:r>
               <w:rPr>
+                <w:rFonts w:ascii="Times New Roman" w:hAnsi="Times New Roman" w:cs="Times New Roman"/>
                 <w:noProof/>
                 <w:webHidden/>
               </w:rPr>
             </w:r>
             <w:r>
               <w:rPr>
+                <w:rFonts w:ascii="Times New Roman" w:hAnsi="Times New Roman" w:cs="Times New Roman"/>
                 <w:noProof/>
                 <w:webHidden/>
               </w:rPr>
@@ -1284,6 +1358,7 @@
             </w:r>
             <w:r>
               <w:rPr>
+                <w:rFonts w:ascii="Times New Roman" w:hAnsi="Times New Roman" w:cs="Times New Roman"/>
                 <w:noProof/>
                 <w:webHidden/>
               </w:rPr>
@@ -1291,6 +1366,7 @@
             </w:r>
             <w:r>
               <w:rPr>
+                <w:rFonts w:ascii="Times New Roman" w:hAnsi="Times New Roman" w:cs="Times New Roman"/>
                 <w:noProof/>
                 <w:webHidden/>
               </w:rPr>
@@ -1305,7 +1381,7 @@
               <w:tab w:val="right" w:leader="dot" w:pos="9016"/>
             </w:tabs>
             <w:rPr>
-              <w:rFonts w:eastAsiaTheme="minorEastAsia" w:cstheme="minorBidi"/>
+              <w:rFonts w:ascii="Times New Roman" w:eastAsiaTheme="minorEastAsia" w:hAnsi="Times New Roman" w:cs="Times New Roman"/>
               <w:i w:val="0"/>
               <w:iCs w:val="0"/>
               <w:noProof/>
@@ -1315,6 +1391,7 @@
             <w:r>
               <w:rPr>
                 <w:rStyle w:val="Hyperlink"/>
+                <w:rFonts w:ascii="Times New Roman" w:hAnsi="Times New Roman" w:cs="Times New Roman"/>
                 <w:i w:val="0"/>
                 <w:iCs w:val="0"/>
                 <w:noProof/>
@@ -1323,6 +1400,7 @@
             </w:r>
             <w:r>
               <w:rPr>
+                <w:rFonts w:ascii="Times New Roman" w:hAnsi="Times New Roman" w:cs="Times New Roman"/>
                 <w:i w:val="0"/>
                 <w:iCs w:val="0"/>
                 <w:noProof/>
@@ -1332,6 +1410,7 @@
             </w:r>
             <w:r>
               <w:rPr>
+                <w:rFonts w:ascii="Times New Roman" w:hAnsi="Times New Roman" w:cs="Times New Roman"/>
                 <w:i w:val="0"/>
                 <w:iCs w:val="0"/>
                 <w:noProof/>
@@ -1341,6 +1420,7 @@
             </w:r>
             <w:r>
               <w:rPr>
+                <w:rFonts w:ascii="Times New Roman" w:hAnsi="Times New Roman" w:cs="Times New Roman"/>
                 <w:i w:val="0"/>
                 <w:iCs w:val="0"/>
                 <w:noProof/>
@@ -1350,6 +1430,7 @@
             </w:r>
             <w:r>
               <w:rPr>
+                <w:rFonts w:ascii="Times New Roman" w:hAnsi="Times New Roman" w:cs="Times New Roman"/>
                 <w:i w:val="0"/>
                 <w:iCs w:val="0"/>
                 <w:noProof/>
@@ -1358,6 +1439,7 @@
             </w:r>
             <w:r>
               <w:rPr>
+                <w:rFonts w:ascii="Times New Roman" w:hAnsi="Times New Roman" w:cs="Times New Roman"/>
                 <w:i w:val="0"/>
                 <w:iCs w:val="0"/>
                 <w:noProof/>
@@ -1367,6 +1449,7 @@
             </w:r>
             <w:r>
               <w:rPr>
+                <w:rFonts w:ascii="Times New Roman" w:hAnsi="Times New Roman" w:cs="Times New Roman"/>
                 <w:i w:val="0"/>
                 <w:iCs w:val="0"/>
                 <w:noProof/>
@@ -1376,6 +1459,7 @@
             </w:r>
             <w:r>
               <w:rPr>
+                <w:rFonts w:ascii="Times New Roman" w:hAnsi="Times New Roman" w:cs="Times New Roman"/>
                 <w:i w:val="0"/>
                 <w:iCs w:val="0"/>
                 <w:noProof/>
@@ -1392,7 +1476,7 @@
               <w:tab w:val="right" w:leader="dot" w:pos="9016"/>
             </w:tabs>
             <w:rPr>
-              <w:rFonts w:eastAsiaTheme="minorEastAsia" w:cstheme="minorBidi"/>
+              <w:rFonts w:ascii="Times New Roman" w:eastAsiaTheme="minorEastAsia" w:hAnsi="Times New Roman" w:cs="Times New Roman"/>
               <w:noProof/>
               <w:sz w:val="24"/>
               <w:szCs w:val="24"/>
@@ -1402,13 +1486,14 @@
             <w:r>
               <w:rPr>
                 <w:rStyle w:val="Hyperlink"/>
-                <w:rFonts w:cs="Times New Roman"/>
+                <w:rFonts w:ascii="Times New Roman" w:hAnsi="Times New Roman" w:cs="Times New Roman"/>
                 <w:noProof/>
               </w:rPr>
               <w:t>4.1. Constraints</w:t>
             </w:r>
             <w:r>
               <w:rPr>
+                <w:rFonts w:ascii="Times New Roman" w:hAnsi="Times New Roman" w:cs="Times New Roman"/>
                 <w:noProof/>
                 <w:webHidden/>
               </w:rPr>
@@ -1416,6 +1501,7 @@
             </w:r>
             <w:r>
               <w:rPr>
+                <w:rFonts w:ascii="Times New Roman" w:hAnsi="Times New Roman" w:cs="Times New Roman"/>
                 <w:noProof/>
                 <w:webHidden/>
               </w:rPr>
@@ -1423,6 +1509,7 @@
             </w:r>
             <w:r>
               <w:rPr>
+                <w:rFonts w:ascii="Times New Roman" w:hAnsi="Times New Roman" w:cs="Times New Roman"/>
                 <w:noProof/>
                 <w:webHidden/>
               </w:rPr>
@@ -1430,12 +1517,14 @@
             </w:r>
             <w:r>
               <w:rPr>
+                <w:rFonts w:ascii="Times New Roman" w:hAnsi="Times New Roman" w:cs="Times New Roman"/>
                 <w:noProof/>
                 <w:webHidden/>
               </w:rPr>
             </w:r>
             <w:r>
               <w:rPr>
+                <w:rFonts w:ascii="Times New Roman" w:hAnsi="Times New Roman" w:cs="Times New Roman"/>
                 <w:noProof/>
                 <w:webHidden/>
               </w:rPr>
@@ -1443,6 +1532,7 @@
             </w:r>
             <w:r>
               <w:rPr>
+                <w:rFonts w:ascii="Times New Roman" w:hAnsi="Times New Roman" w:cs="Times New Roman"/>
                 <w:noProof/>
                 <w:webHidden/>
               </w:rPr>
@@ -1450,6 +1540,7 @@
             </w:r>
             <w:r>
               <w:rPr>
+                <w:rFonts w:ascii="Times New Roman" w:hAnsi="Times New Roman" w:cs="Times New Roman"/>
                 <w:noProof/>
                 <w:webHidden/>
               </w:rPr>
@@ -1464,7 +1555,7 @@
               <w:tab w:val="right" w:leader="dot" w:pos="9016"/>
             </w:tabs>
             <w:rPr>
-              <w:rFonts w:eastAsiaTheme="minorEastAsia" w:cstheme="minorBidi"/>
+              <w:rFonts w:ascii="Times New Roman" w:eastAsiaTheme="minorEastAsia" w:hAnsi="Times New Roman" w:cs="Times New Roman"/>
               <w:noProof/>
               <w:sz w:val="24"/>
               <w:szCs w:val="24"/>
@@ -1474,13 +1565,14 @@
             <w:r>
               <w:rPr>
                 <w:rStyle w:val="Hyperlink"/>
-                <w:rFonts w:cs="Times New Roman"/>
+                <w:rFonts w:ascii="Times New Roman" w:hAnsi="Times New Roman" w:cs="Times New Roman"/>
                 <w:noProof/>
               </w:rPr>
               <w:t>4.2. Assumptions</w:t>
             </w:r>
             <w:r>
               <w:rPr>
+                <w:rFonts w:ascii="Times New Roman" w:hAnsi="Times New Roman" w:cs="Times New Roman"/>
                 <w:noProof/>
                 <w:webHidden/>
               </w:rPr>
@@ -1488,6 +1580,7 @@
             </w:r>
             <w:r>
               <w:rPr>
+                <w:rFonts w:ascii="Times New Roman" w:hAnsi="Times New Roman" w:cs="Times New Roman"/>
                 <w:noProof/>
                 <w:webHidden/>
               </w:rPr>
@@ -1495,6 +1588,7 @@
             </w:r>
             <w:r>
               <w:rPr>
+                <w:rFonts w:ascii="Times New Roman" w:hAnsi="Times New Roman" w:cs="Times New Roman"/>
                 <w:noProof/>
                 <w:webHidden/>
               </w:rPr>
@@ -1502,12 +1596,14 @@
             </w:r>
             <w:r>
               <w:rPr>
+                <w:rFonts w:ascii="Times New Roman" w:hAnsi="Times New Roman" w:cs="Times New Roman"/>
                 <w:noProof/>
                 <w:webHidden/>
               </w:rPr>
             </w:r>
             <w:r>
               <w:rPr>
+                <w:rFonts w:ascii="Times New Roman" w:hAnsi="Times New Roman" w:cs="Times New Roman"/>
                 <w:noProof/>
                 <w:webHidden/>
               </w:rPr>
@@ -1515,6 +1611,7 @@
             </w:r>
             <w:r>
               <w:rPr>
+                <w:rFonts w:ascii="Times New Roman" w:hAnsi="Times New Roman" w:cs="Times New Roman"/>
                 <w:noProof/>
                 <w:webHidden/>
               </w:rPr>
@@ -1522,6 +1619,7 @@
             </w:r>
             <w:r>
               <w:rPr>
+                <w:rFonts w:ascii="Times New Roman" w:hAnsi="Times New Roman" w:cs="Times New Roman"/>
                 <w:noProof/>
                 <w:webHidden/>
               </w:rPr>
@@ -1536,7 +1634,7 @@
               <w:tab w:val="right" w:leader="dot" w:pos="9016"/>
             </w:tabs>
             <w:rPr>
-              <w:rFonts w:eastAsiaTheme="minorEastAsia" w:cstheme="minorBidi"/>
+              <w:rFonts w:ascii="Times New Roman" w:eastAsiaTheme="minorEastAsia" w:hAnsi="Times New Roman" w:cs="Times New Roman"/>
               <w:i w:val="0"/>
               <w:iCs w:val="0"/>
               <w:noProof/>
@@ -1546,32 +1644,16 @@
             <w:r>
               <w:rPr>
                 <w:rStyle w:val="Hyperlink"/>
+                <w:rFonts w:ascii="Times New Roman" w:hAnsi="Times New Roman" w:cs="Times New Roman"/>
                 <w:i w:val="0"/>
                 <w:iCs w:val="0"/>
                 <w:noProof/>
               </w:rPr>
-              <w:t>5. Glossa</w:t>
+              <w:t>5. Glossary</w:t>
             </w:r>
             <w:r>
               <w:rPr>
-                <w:rStyle w:val="Hyperlink"/>
-                <w:i w:val="0"/>
-                <w:iCs w:val="0"/>
-                <w:noProof/>
-              </w:rPr>
-              <w:t>r</w:t>
-            </w:r>
-            <w:r>
-              <w:rPr>
-                <w:rStyle w:val="Hyperlink"/>
-                <w:i w:val="0"/>
-                <w:iCs w:val="0"/>
-                <w:noProof/>
-              </w:rPr>
-              <w:t>y</w:t>
-            </w:r>
-            <w:r>
-              <w:rPr>
+                <w:rFonts w:ascii="Times New Roman" w:hAnsi="Times New Roman" w:cs="Times New Roman"/>
                 <w:i w:val="0"/>
                 <w:iCs w:val="0"/>
                 <w:noProof/>
@@ -1581,6 +1663,7 @@
             </w:r>
             <w:r>
               <w:rPr>
+                <w:rFonts w:ascii="Times New Roman" w:hAnsi="Times New Roman" w:cs="Times New Roman"/>
                 <w:i w:val="0"/>
                 <w:iCs w:val="0"/>
                 <w:noProof/>
@@ -1590,6 +1673,7 @@
             </w:r>
             <w:r>
               <w:rPr>
+                <w:rFonts w:ascii="Times New Roman" w:hAnsi="Times New Roman" w:cs="Times New Roman"/>
                 <w:i w:val="0"/>
                 <w:iCs w:val="0"/>
                 <w:noProof/>
@@ -1599,6 +1683,7 @@
             </w:r>
             <w:r>
               <w:rPr>
+                <w:rFonts w:ascii="Times New Roman" w:hAnsi="Times New Roman" w:cs="Times New Roman"/>
                 <w:i w:val="0"/>
                 <w:iCs w:val="0"/>
                 <w:noProof/>
@@ -1607,6 +1692,7 @@
             </w:r>
             <w:r>
               <w:rPr>
+                <w:rFonts w:ascii="Times New Roman" w:hAnsi="Times New Roman" w:cs="Times New Roman"/>
                 <w:i w:val="0"/>
                 <w:iCs w:val="0"/>
                 <w:noProof/>
@@ -1616,6 +1702,7 @@
             </w:r>
             <w:r>
               <w:rPr>
+                <w:rFonts w:ascii="Times New Roman" w:hAnsi="Times New Roman" w:cs="Times New Roman"/>
                 <w:i w:val="0"/>
                 <w:iCs w:val="0"/>
                 <w:noProof/>
@@ -1625,6 +1712,7 @@
             </w:r>
             <w:r>
               <w:rPr>
+                <w:rFonts w:ascii="Times New Roman" w:hAnsi="Times New Roman" w:cs="Times New Roman"/>
                 <w:i w:val="0"/>
                 <w:iCs w:val="0"/>
                 <w:noProof/>
@@ -1694,10 +1782,7 @@
     </w:p>
     <w:p>
       <w:r>
-        <w:t xml:space="preserve">Care Hub is a web application designed to improve patient care coordination by integrating essential functions such as note-taking, </w:t>
-      </w:r>
-      <w:r>
-        <w:t>appointment</w:t>
+        <w:t>Care Hub is a web application designed to improve patient care coordination by integrating essential functions such as note-taking, appointment</w:t>
       </w:r>
       <w:r>
         <w:rPr>
@@ -1771,13 +1856,7 @@
         </w:numPr>
       </w:pPr>
       <w:r>
-        <w:t xml:space="preserve">Improve care collaboration </w:t>
-      </w:r>
-      <w:r>
-        <w:t>through</w:t>
-      </w:r>
-      <w:r>
-        <w:t xml:space="preserve"> care groups that facilitate task management and information sharing among authorized users.</w:t>
+        <w:t>Improve care collaboration through care groups that facilitate task management and information sharing among authorized users.</w:t>
       </w:r>
     </w:p>
     <w:p>
@@ -1824,10 +1903,7 @@
         <w:t>I</w:t>
       </w:r>
       <w:r>
-        <w:t xml:space="preserve">n many </w:t>
-      </w:r>
-      <w:r>
-        <w:t xml:space="preserve">cases, patients are left to update their families about their medical status, but this process can be delayed or incomplete. Without access to the patient’s condition, family members might miss crucial opportunities to take action </w:t>
+        <w:t xml:space="preserve">n many cases, patients are left to update their families about their medical status, but this process can be delayed or incomplete. Without access to the patient’s condition, family members might miss crucial opportunities to take action </w:t>
       </w:r>
       <w:r>
         <w:t>on time</w:t>
@@ -1845,10 +1921,7 @@
         <w:t>inadequate</w:t>
       </w:r>
       <w:r>
-        <w:t xml:space="preserve"> information can lead to missed chances to provide critical support</w:t>
-      </w:r>
-      <w:r>
-        <w:t>.</w:t>
+        <w:t xml:space="preserve"> information can lead to missed chances to provide critical support.</w:t>
       </w:r>
     </w:p>
     <w:p/>
@@ -1894,10 +1967,7 @@
         <w:t>-</w:t>
       </w:r>
       <w:r>
-        <w:t>taking</w:t>
-      </w:r>
-      <w:r>
-        <w:t xml:space="preserve">, </w:t>
+        <w:t xml:space="preserve">taking, </w:t>
       </w:r>
       <w:r>
         <w:t>A</w:t>
@@ -1909,10 +1979,7 @@
         <w:t>b</w:t>
       </w:r>
       <w:r>
-        <w:t>ooking</w:t>
-      </w:r>
-      <w:r>
-        <w:t xml:space="preserve">, </w:t>
+        <w:t xml:space="preserve">ooking, </w:t>
       </w:r>
       <w:r>
         <w:t>M</w:t>
@@ -1924,10 +1991,7 @@
         <w:t>t</w:t>
       </w:r>
       <w:r>
-        <w:t>racking</w:t>
-      </w:r>
-      <w:r>
-        <w:t xml:space="preserve">, </w:t>
+        <w:t xml:space="preserve">racking, </w:t>
       </w:r>
       <w:r>
         <w:t>T</w:t>
@@ -1939,13 +2003,7 @@
         <w:t>m</w:t>
       </w:r>
       <w:r>
-        <w:t>anagement</w:t>
-      </w:r>
-      <w:r>
-        <w:t xml:space="preserve">, </w:t>
-      </w:r>
-      <w:r>
-        <w:t>a</w:t>
+        <w:t>anagement, a</w:t>
       </w:r>
       <w:r>
         <w:t>nd</w:t>
@@ -2020,10 +2078,7 @@
         <w:t xml:space="preserve">Meet the academic requirements and </w:t>
       </w:r>
       <w:r>
-        <w:t>objectives</w:t>
-      </w:r>
-      <w:r>
-        <w:t>.</w:t>
+        <w:t>objectives.</w:t>
       </w:r>
     </w:p>
     <w:p>
@@ -2263,22 +2318,7 @@
     </w:p>
     <w:p>
       <w:r>
-        <w:t>The</w:t>
-      </w:r>
-      <w:r>
-        <w:t xml:space="preserve"> app will include features for user</w:t>
-      </w:r>
-      <w:r>
-        <w:t xml:space="preserve"> </w:t>
-      </w:r>
-      <w:r>
-        <w:t>authentication</w:t>
-      </w:r>
-      <w:r>
-        <w:t xml:space="preserve"> </w:t>
-      </w:r>
-      <w:r>
-        <w:t xml:space="preserve">to ensure </w:t>
+        <w:t xml:space="preserve">The app will include features for user authentication to ensure </w:t>
       </w:r>
       <w:r>
         <w:t xml:space="preserve">that </w:t>
@@ -2310,10 +2350,7 @@
     </w:p>
     <w:p>
       <w:r>
-        <w:t>The app will be</w:t>
-      </w:r>
-      <w:r>
-        <w:t xml:space="preserve"> design</w:t>
+        <w:t>The app will be design</w:t>
       </w:r>
       <w:r>
         <w:t>ed</w:t>
@@ -2697,10 +2734,7 @@
         <w:t>Requires</w:t>
       </w:r>
       <w:r>
-        <w:t xml:space="preserve"> </w:t>
-      </w:r>
-      <w:r>
-        <w:t>regular updates on the project’s progress</w:t>
+        <w:t xml:space="preserve"> regular updates on the project’s progress</w:t>
       </w:r>
       <w:r>
         <w:t xml:space="preserve"> </w:t>
@@ -2904,7 +2938,25 @@
         <w:t>: A</w:t>
       </w:r>
       <w:r>
-        <w:t xml:space="preserve"> person, such as a nurse, family member, or friend, responsible for managing and supporting a patient’s daily health needs.</w:t>
+        <w:t xml:space="preserve"> person, such as</w:t>
+      </w:r>
+      <w:r>
+        <w:t xml:space="preserve"> a </w:t>
+      </w:r>
+      <w:r>
+        <w:t>family member</w:t>
+      </w:r>
+      <w:r>
+        <w:t xml:space="preserve">, a </w:t>
+      </w:r>
+      <w:r>
+        <w:t>friend,</w:t>
+      </w:r>
+      <w:r>
+        <w:t xml:space="preserve"> or other non-professional individual, </w:t>
+      </w:r>
+      <w:r>
+        <w:t>responsible for managing and supporting a patient’s daily health needs.</w:t>
       </w:r>
     </w:p>
     <w:p>
@@ -3011,13 +3063,7 @@
         <w:t xml:space="preserve"> </w:t>
       </w:r>
       <w:r>
-        <w:t>A feature that allows nurses to</w:t>
-      </w:r>
-      <w:r>
-        <w:t xml:space="preserve"> securely</w:t>
-      </w:r>
-      <w:r>
-        <w:t xml:space="preserve"> document patient information.</w:t>
+        <w:t>A feature that allows nurses to securely document patient information.</w:t>
       </w:r>
     </w:p>
     <w:p>
@@ -26404,6 +26450,7 @@
   <w:style w:type="character" w:default="1" w:styleId="DefaultParagraphFont">
     <w:name w:val="Default Paragraph Font"/>
     <w:uiPriority w:val="1"/>
+    <w:semiHidden/>
     <w:unhideWhenUsed/>
   </w:style>
   <w:style w:type="table" w:default="1" w:styleId="TableNormal">
@@ -28672,6 +28719,37 @@
       </w:numPr>
     </w:pPr>
   </w:style>
+  <w:style w:type="paragraph" w:styleId="HTMLPreformatted">
+    <w:name w:val="HTML Preformatted"/>
+    <w:basedOn w:val="Normal"/>
+    <w:link w:val="HTMLPreformattedChar"/>
+    <w:uiPriority w:val="99"/>
+    <w:semiHidden/>
+    <w:unhideWhenUsed/>
+    <w:rsid w:val="006F1113"/>
+    <w:pPr>
+      <w:spacing w:before="0" w:after="0" w:line="240" w:lineRule="auto"/>
+    </w:pPr>
+    <w:rPr>
+      <w:rFonts w:ascii="Consolas" w:hAnsi="Consolas" w:cs="Consolas"/>
+      <w:sz w:val="20"/>
+      <w:szCs w:val="20"/>
+    </w:rPr>
+  </w:style>
+  <w:style w:type="character" w:customStyle="1" w:styleId="HTMLPreformattedChar">
+    <w:name w:val="HTML Preformatted Char"/>
+    <w:basedOn w:val="DefaultParagraphFont"/>
+    <w:link w:val="HTMLPreformatted"/>
+    <w:uiPriority w:val="99"/>
+    <w:semiHidden/>
+    <w:rsid w:val="006F1113"/>
+    <w:rPr>
+      <w:rFonts w:ascii="Consolas" w:hAnsi="Consolas" w:cs="Consolas"/>
+      <w:sz w:val="20"/>
+      <w:szCs w:val="20"/>
+      <w:lang w:eastAsia="en-GB"/>
+    </w:rPr>
+  </w:style>
 </w:styles>
 </file>
 
